--- a/tables/tableS3.docx
+++ b/tables/tableS3.docx
@@ -25,7 +25,7 @@
         <w:ind w:left="60" w:right="60" w:firstLine="0" w:firstLineChars="0"/>
       </w:pPr>
       <w:r>
-        <w:t xml:space="preserve">Table SX. Indicator species analysis results. Species significantly associated
+        <w:t xml:space="preserve">Table S3. Indicator species analysis results. Species significantly associated
 (p ≤ 0.05) with each year–habitat combination based on IndVal.g (Cáceres &amp; Legendre 2009).
 IndVal.g ranges from 0 to 1, where higher values indicate stronger association.</w:t>
       </w:r>
@@ -77,7 +77,7 @@
               <w:spacing w:after="100" w:before="100" w:line="240"/>
               <w:ind w:left="100" w:right="100" w:firstLine="0" w:firstLineChars="0"/>
               <w:rPr>
-                <w:rFonts w:ascii="DejaVu Sans" w:hAnsi="DejaVu Sans" w:eastAsia="DejaVu Sans" w:cs="DejaVu Sans"/>
+                <w:rFonts w:ascii="Helvetica" w:hAnsi="Helvetica" w:eastAsia="Helvetica" w:cs="Helvetica"/>
                 <w:i w:val="false"/>
                 <w:b w:val="false"/>
                 <w:u w:val="none"/>
@@ -89,7 +89,7 @@
             </w:pPr>
             <w:r>
               <w:rPr>
-                <w:rFonts w:ascii="DejaVu Sans" w:hAnsi="DejaVu Sans" w:eastAsia="DejaVu Sans" w:cs="DejaVu Sans"/>
+                <w:rFonts w:ascii="Helvetica" w:hAnsi="Helvetica" w:eastAsia="Helvetica" w:cs="Helvetica"/>
                 <w:i w:val="false"/>
                 <w:b w:val="false"/>
                 <w:u w:val="none"/>
@@ -132,7 +132,7 @@
               <w:spacing w:after="100" w:before="100" w:line="240"/>
               <w:ind w:left="100" w:right="100" w:firstLine="0" w:firstLineChars="0"/>
               <w:rPr>
-                <w:rFonts w:ascii="DejaVu Sans" w:hAnsi="DejaVu Sans" w:eastAsia="DejaVu Sans" w:cs="DejaVu Sans"/>
+                <w:rFonts w:ascii="Helvetica" w:hAnsi="Helvetica" w:eastAsia="Helvetica" w:cs="Helvetica"/>
                 <w:i w:val="false"/>
                 <w:b w:val="false"/>
                 <w:u w:val="none"/>
@@ -144,7 +144,7 @@
             </w:pPr>
             <w:r>
               <w:rPr>
-                <w:rFonts w:ascii="DejaVu Sans" w:hAnsi="DejaVu Sans" w:eastAsia="DejaVu Sans" w:cs="DejaVu Sans"/>
+                <w:rFonts w:ascii="Helvetica" w:hAnsi="Helvetica" w:eastAsia="Helvetica" w:cs="Helvetica"/>
                 <w:i w:val="false"/>
                 <w:b w:val="false"/>
                 <w:u w:val="none"/>
@@ -187,7 +187,7 @@
               <w:spacing w:after="100" w:before="100" w:line="240"/>
               <w:ind w:left="100" w:right="100" w:firstLine="0" w:firstLineChars="0"/>
               <w:rPr>
-                <w:rFonts w:ascii="DejaVu Sans" w:hAnsi="DejaVu Sans" w:eastAsia="DejaVu Sans" w:cs="DejaVu Sans"/>
+                <w:rFonts w:ascii="Helvetica" w:hAnsi="Helvetica" w:eastAsia="Helvetica" w:cs="Helvetica"/>
                 <w:i w:val="false"/>
                 <w:b w:val="false"/>
                 <w:u w:val="none"/>
@@ -199,7 +199,7 @@
             </w:pPr>
             <w:r>
               <w:rPr>
-                <w:rFonts w:ascii="DejaVu Sans" w:hAnsi="DejaVu Sans" w:eastAsia="DejaVu Sans" w:cs="DejaVu Sans"/>
+                <w:rFonts w:ascii="Helvetica" w:hAnsi="Helvetica" w:eastAsia="Helvetica" w:cs="Helvetica"/>
                 <w:i w:val="false"/>
                 <w:b w:val="false"/>
                 <w:u w:val="none"/>
@@ -242,7 +242,7 @@
               <w:spacing w:after="100" w:before="100" w:line="240"/>
               <w:ind w:left="100" w:right="100" w:firstLine="0" w:firstLineChars="0"/>
               <w:rPr>
-                <w:rFonts w:ascii="DejaVu Sans" w:hAnsi="DejaVu Sans" w:eastAsia="DejaVu Sans" w:cs="DejaVu Sans"/>
+                <w:rFonts w:ascii="Helvetica" w:hAnsi="Helvetica" w:eastAsia="Helvetica" w:cs="Helvetica"/>
                 <w:i w:val="false"/>
                 <w:b w:val="false"/>
                 <w:u w:val="none"/>
@@ -254,7 +254,7 @@
             </w:pPr>
             <w:r>
               <w:rPr>
-                <w:rFonts w:ascii="DejaVu Sans" w:hAnsi="DejaVu Sans" w:eastAsia="DejaVu Sans" w:cs="DejaVu Sans"/>
+                <w:rFonts w:ascii="Helvetica" w:hAnsi="Helvetica" w:eastAsia="Helvetica" w:cs="Helvetica"/>
                 <w:i w:val="false"/>
                 <w:b w:val="false"/>
                 <w:u w:val="none"/>
@@ -302,7 +302,7 @@
               <w:spacing w:after="100" w:before="100" w:line="240"/>
               <w:ind w:left="100" w:right="100" w:firstLine="0" w:firstLineChars="0"/>
               <w:rPr>
-                <w:rFonts w:ascii="DejaVu Sans" w:hAnsi="DejaVu Sans" w:eastAsia="DejaVu Sans" w:cs="DejaVu Sans"/>
+                <w:rFonts w:ascii="Helvetica" w:hAnsi="Helvetica" w:eastAsia="Helvetica" w:cs="Helvetica"/>
                 <w:i w:val="true"/>
                 <w:b w:val="false"/>
                 <w:u w:val="none"/>
@@ -314,7 +314,7 @@
             </w:pPr>
             <w:r>
               <w:rPr>
-                <w:rFonts w:ascii="DejaVu Sans" w:hAnsi="DejaVu Sans" w:eastAsia="DejaVu Sans" w:cs="DejaVu Sans"/>
+                <w:rFonts w:ascii="Helvetica" w:hAnsi="Helvetica" w:eastAsia="Helvetica" w:cs="Helvetica"/>
                 <w:i w:val="true"/>
                 <w:b w:val="false"/>
                 <w:u w:val="none"/>
@@ -357,7 +357,7 @@
               <w:spacing w:after="100" w:before="100" w:line="240"/>
               <w:ind w:left="100" w:right="100" w:firstLine="0" w:firstLineChars="0"/>
               <w:rPr>
-                <w:rFonts w:ascii="DejaVu Sans" w:hAnsi="DejaVu Sans" w:eastAsia="DejaVu Sans" w:cs="DejaVu Sans"/>
+                <w:rFonts w:ascii="Helvetica" w:hAnsi="Helvetica" w:eastAsia="Helvetica" w:cs="Helvetica"/>
                 <w:i w:val="false"/>
                 <w:b w:val="false"/>
                 <w:u w:val="none"/>
@@ -369,7 +369,7 @@
             </w:pPr>
             <w:r>
               <w:rPr>
-                <w:rFonts w:ascii="DejaVu Sans" w:hAnsi="DejaVu Sans" w:eastAsia="DejaVu Sans" w:cs="DejaVu Sans"/>
+                <w:rFonts w:ascii="Helvetica" w:hAnsi="Helvetica" w:eastAsia="Helvetica" w:cs="Helvetica"/>
                 <w:i w:val="false"/>
                 <w:b w:val="false"/>
                 <w:u w:val="none"/>
@@ -412,7 +412,7 @@
               <w:spacing w:after="100" w:before="100" w:line="240"/>
               <w:ind w:left="100" w:right="100" w:firstLine="0" w:firstLineChars="0"/>
               <w:rPr>
-                <w:rFonts w:ascii="DejaVu Sans" w:hAnsi="DejaVu Sans" w:eastAsia="DejaVu Sans" w:cs="DejaVu Sans"/>
+                <w:rFonts w:ascii="Helvetica" w:hAnsi="Helvetica" w:eastAsia="Helvetica" w:cs="Helvetica"/>
                 <w:i w:val="false"/>
                 <w:b w:val="false"/>
                 <w:u w:val="none"/>
@@ -424,7 +424,7 @@
             </w:pPr>
             <w:r>
               <w:rPr>
-                <w:rFonts w:ascii="DejaVu Sans" w:hAnsi="DejaVu Sans" w:eastAsia="DejaVu Sans" w:cs="DejaVu Sans"/>
+                <w:rFonts w:ascii="Helvetica" w:hAnsi="Helvetica" w:eastAsia="Helvetica" w:cs="Helvetica"/>
                 <w:i w:val="false"/>
                 <w:b w:val="false"/>
                 <w:u w:val="none"/>
@@ -467,7 +467,7 @@
               <w:spacing w:after="100" w:before="100" w:line="240"/>
               <w:ind w:left="100" w:right="100" w:firstLine="0" w:firstLineChars="0"/>
               <w:rPr>
-                <w:rFonts w:ascii="DejaVu Sans" w:hAnsi="DejaVu Sans" w:eastAsia="DejaVu Sans" w:cs="DejaVu Sans"/>
+                <w:rFonts w:ascii="Helvetica" w:hAnsi="Helvetica" w:eastAsia="Helvetica" w:cs="Helvetica"/>
                 <w:i w:val="false"/>
                 <w:b w:val="false"/>
                 <w:u w:val="none"/>
@@ -479,7 +479,7 @@
             </w:pPr>
             <w:r>
               <w:rPr>
-                <w:rFonts w:ascii="DejaVu Sans" w:hAnsi="DejaVu Sans" w:eastAsia="DejaVu Sans" w:cs="DejaVu Sans"/>
+                <w:rFonts w:ascii="Helvetica" w:hAnsi="Helvetica" w:eastAsia="Helvetica" w:cs="Helvetica"/>
                 <w:i w:val="false"/>
                 <w:b w:val="false"/>
                 <w:u w:val="none"/>
@@ -527,7 +527,7 @@
               <w:spacing w:after="100" w:before="100" w:line="240"/>
               <w:ind w:left="100" w:right="100" w:firstLine="0" w:firstLineChars="0"/>
               <w:rPr>
-                <w:rFonts w:ascii="DejaVu Sans" w:hAnsi="DejaVu Sans" w:eastAsia="DejaVu Sans" w:cs="DejaVu Sans"/>
+                <w:rFonts w:ascii="Helvetica" w:hAnsi="Helvetica" w:eastAsia="Helvetica" w:cs="Helvetica"/>
                 <w:i w:val="true"/>
                 <w:b w:val="false"/>
                 <w:u w:val="none"/>
@@ -539,7 +539,7 @@
             </w:pPr>
             <w:r>
               <w:rPr>
-                <w:rFonts w:ascii="DejaVu Sans" w:hAnsi="DejaVu Sans" w:eastAsia="DejaVu Sans" w:cs="DejaVu Sans"/>
+                <w:rFonts w:ascii="Helvetica" w:hAnsi="Helvetica" w:eastAsia="Helvetica" w:cs="Helvetica"/>
                 <w:i w:val="true"/>
                 <w:b w:val="false"/>
                 <w:u w:val="none"/>
@@ -582,7 +582,7 @@
               <w:spacing w:after="100" w:before="100" w:line="240"/>
               <w:ind w:left="100" w:right="100" w:firstLine="0" w:firstLineChars="0"/>
               <w:rPr>
-                <w:rFonts w:ascii="DejaVu Sans" w:hAnsi="DejaVu Sans" w:eastAsia="DejaVu Sans" w:cs="DejaVu Sans"/>
+                <w:rFonts w:ascii="Helvetica" w:hAnsi="Helvetica" w:eastAsia="Helvetica" w:cs="Helvetica"/>
                 <w:i w:val="false"/>
                 <w:b w:val="false"/>
                 <w:u w:val="none"/>
@@ -594,7 +594,7 @@
             </w:pPr>
             <w:r>
               <w:rPr>
-                <w:rFonts w:ascii="DejaVu Sans" w:hAnsi="DejaVu Sans" w:eastAsia="DejaVu Sans" w:cs="DejaVu Sans"/>
+                <w:rFonts w:ascii="Helvetica" w:hAnsi="Helvetica" w:eastAsia="Helvetica" w:cs="Helvetica"/>
                 <w:i w:val="false"/>
                 <w:b w:val="false"/>
                 <w:u w:val="none"/>
@@ -637,7 +637,7 @@
               <w:spacing w:after="100" w:before="100" w:line="240"/>
               <w:ind w:left="100" w:right="100" w:firstLine="0" w:firstLineChars="0"/>
               <w:rPr>
-                <w:rFonts w:ascii="DejaVu Sans" w:hAnsi="DejaVu Sans" w:eastAsia="DejaVu Sans" w:cs="DejaVu Sans"/>
+                <w:rFonts w:ascii="Helvetica" w:hAnsi="Helvetica" w:eastAsia="Helvetica" w:cs="Helvetica"/>
                 <w:i w:val="false"/>
                 <w:b w:val="false"/>
                 <w:u w:val="none"/>
@@ -649,7 +649,7 @@
             </w:pPr>
             <w:r>
               <w:rPr>
-                <w:rFonts w:ascii="DejaVu Sans" w:hAnsi="DejaVu Sans" w:eastAsia="DejaVu Sans" w:cs="DejaVu Sans"/>
+                <w:rFonts w:ascii="Helvetica" w:hAnsi="Helvetica" w:eastAsia="Helvetica" w:cs="Helvetica"/>
                 <w:i w:val="false"/>
                 <w:b w:val="false"/>
                 <w:u w:val="none"/>
@@ -692,7 +692,7 @@
               <w:spacing w:after="100" w:before="100" w:line="240"/>
               <w:ind w:left="100" w:right="100" w:firstLine="0" w:firstLineChars="0"/>
               <w:rPr>
-                <w:rFonts w:ascii="DejaVu Sans" w:hAnsi="DejaVu Sans" w:eastAsia="DejaVu Sans" w:cs="DejaVu Sans"/>
+                <w:rFonts w:ascii="Helvetica" w:hAnsi="Helvetica" w:eastAsia="Helvetica" w:cs="Helvetica"/>
                 <w:i w:val="false"/>
                 <w:b w:val="false"/>
                 <w:u w:val="none"/>
@@ -704,16 +704,16 @@
             </w:pPr>
             <w:r>
               <w:rPr>
-                <w:rFonts w:ascii="DejaVu Sans" w:hAnsi="DejaVu Sans" w:eastAsia="DejaVu Sans" w:cs="DejaVu Sans"/>
-                <w:i w:val="false"/>
-                <w:b w:val="false"/>
-                <w:u w:val="none"/>
-                <w:strike w:val="false"/>
-                <w:sz w:val="22"/>
-                <w:szCs w:val="22"/>
-                <w:color w:val="000000"/>
-              </w:rPr>
-              <w:t xml:space="preserve">0.002</w:t>
+                <w:rFonts w:ascii="Helvetica" w:hAnsi="Helvetica" w:eastAsia="Helvetica" w:cs="Helvetica"/>
+                <w:i w:val="false"/>
+                <w:b w:val="false"/>
+                <w:u w:val="none"/>
+                <w:strike w:val="false"/>
+                <w:sz w:val="22"/>
+                <w:szCs w:val="22"/>
+                <w:color w:val="000000"/>
+              </w:rPr>
+              <w:t xml:space="preserve">0.005</w:t>
             </w:r>
           </w:p>
         </w:tc>
@@ -752,7 +752,7 @@
               <w:spacing w:after="100" w:before="100" w:line="240"/>
               <w:ind w:left="100" w:right="100" w:firstLine="0" w:firstLineChars="0"/>
               <w:rPr>
-                <w:rFonts w:ascii="DejaVu Sans" w:hAnsi="DejaVu Sans" w:eastAsia="DejaVu Sans" w:cs="DejaVu Sans"/>
+                <w:rFonts w:ascii="Helvetica" w:hAnsi="Helvetica" w:eastAsia="Helvetica" w:cs="Helvetica"/>
                 <w:i w:val="true"/>
                 <w:b w:val="false"/>
                 <w:u w:val="none"/>
@@ -764,7 +764,7 @@
             </w:pPr>
             <w:r>
               <w:rPr>
-                <w:rFonts w:ascii="DejaVu Sans" w:hAnsi="DejaVu Sans" w:eastAsia="DejaVu Sans" w:cs="DejaVu Sans"/>
+                <w:rFonts w:ascii="Helvetica" w:hAnsi="Helvetica" w:eastAsia="Helvetica" w:cs="Helvetica"/>
                 <w:i w:val="true"/>
                 <w:b w:val="false"/>
                 <w:u w:val="none"/>
@@ -807,7 +807,7 @@
               <w:spacing w:after="100" w:before="100" w:line="240"/>
               <w:ind w:left="100" w:right="100" w:firstLine="0" w:firstLineChars="0"/>
               <w:rPr>
-                <w:rFonts w:ascii="DejaVu Sans" w:hAnsi="DejaVu Sans" w:eastAsia="DejaVu Sans" w:cs="DejaVu Sans"/>
+                <w:rFonts w:ascii="Helvetica" w:hAnsi="Helvetica" w:eastAsia="Helvetica" w:cs="Helvetica"/>
                 <w:i w:val="false"/>
                 <w:b w:val="false"/>
                 <w:u w:val="none"/>
@@ -819,7 +819,7 @@
             </w:pPr>
             <w:r>
               <w:rPr>
-                <w:rFonts w:ascii="DejaVu Sans" w:hAnsi="DejaVu Sans" w:eastAsia="DejaVu Sans" w:cs="DejaVu Sans"/>
+                <w:rFonts w:ascii="Helvetica" w:hAnsi="Helvetica" w:eastAsia="Helvetica" w:cs="Helvetica"/>
                 <w:i w:val="false"/>
                 <w:b w:val="false"/>
                 <w:u w:val="none"/>
@@ -862,7 +862,7 @@
               <w:spacing w:after="100" w:before="100" w:line="240"/>
               <w:ind w:left="100" w:right="100" w:firstLine="0" w:firstLineChars="0"/>
               <w:rPr>
-                <w:rFonts w:ascii="DejaVu Sans" w:hAnsi="DejaVu Sans" w:eastAsia="DejaVu Sans" w:cs="DejaVu Sans"/>
+                <w:rFonts w:ascii="Helvetica" w:hAnsi="Helvetica" w:eastAsia="Helvetica" w:cs="Helvetica"/>
                 <w:i w:val="false"/>
                 <w:b w:val="false"/>
                 <w:u w:val="none"/>
@@ -874,7 +874,7 @@
             </w:pPr>
             <w:r>
               <w:rPr>
-                <w:rFonts w:ascii="DejaVu Sans" w:hAnsi="DejaVu Sans" w:eastAsia="DejaVu Sans" w:cs="DejaVu Sans"/>
+                <w:rFonts w:ascii="Helvetica" w:hAnsi="Helvetica" w:eastAsia="Helvetica" w:cs="Helvetica"/>
                 <w:i w:val="false"/>
                 <w:b w:val="false"/>
                 <w:u w:val="none"/>
@@ -917,7 +917,7 @@
               <w:spacing w:after="100" w:before="100" w:line="240"/>
               <w:ind w:left="100" w:right="100" w:firstLine="0" w:firstLineChars="0"/>
               <w:rPr>
-                <w:rFonts w:ascii="DejaVu Sans" w:hAnsi="DejaVu Sans" w:eastAsia="DejaVu Sans" w:cs="DejaVu Sans"/>
+                <w:rFonts w:ascii="Helvetica" w:hAnsi="Helvetica" w:eastAsia="Helvetica" w:cs="Helvetica"/>
                 <w:i w:val="false"/>
                 <w:b w:val="false"/>
                 <w:u w:val="none"/>
@@ -929,16 +929,16 @@
             </w:pPr>
             <w:r>
               <w:rPr>
-                <w:rFonts w:ascii="DejaVu Sans" w:hAnsi="DejaVu Sans" w:eastAsia="DejaVu Sans" w:cs="DejaVu Sans"/>
-                <w:i w:val="false"/>
-                <w:b w:val="false"/>
-                <w:u w:val="none"/>
-                <w:strike w:val="false"/>
-                <w:sz w:val="22"/>
-                <w:szCs w:val="22"/>
-                <w:color w:val="000000"/>
-              </w:rPr>
-              <w:t xml:space="preserve">0.002</w:t>
+                <w:rFonts w:ascii="Helvetica" w:hAnsi="Helvetica" w:eastAsia="Helvetica" w:cs="Helvetica"/>
+                <w:i w:val="false"/>
+                <w:b w:val="false"/>
+                <w:u w:val="none"/>
+                <w:strike w:val="false"/>
+                <w:sz w:val="22"/>
+                <w:szCs w:val="22"/>
+                <w:color w:val="000000"/>
+              </w:rPr>
+              <w:t xml:space="preserve">&lt; 0.001</w:t>
             </w:r>
           </w:p>
         </w:tc>
@@ -977,7 +977,7 @@
               <w:spacing w:after="100" w:before="100" w:line="240"/>
               <w:ind w:left="100" w:right="100" w:firstLine="0" w:firstLineChars="0"/>
               <w:rPr>
-                <w:rFonts w:ascii="DejaVu Sans" w:hAnsi="DejaVu Sans" w:eastAsia="DejaVu Sans" w:cs="DejaVu Sans"/>
+                <w:rFonts w:ascii="Helvetica" w:hAnsi="Helvetica" w:eastAsia="Helvetica" w:cs="Helvetica"/>
                 <w:i w:val="true"/>
                 <w:b w:val="false"/>
                 <w:u w:val="none"/>
@@ -989,7 +989,7 @@
             </w:pPr>
             <w:r>
               <w:rPr>
-                <w:rFonts w:ascii="DejaVu Sans" w:hAnsi="DejaVu Sans" w:eastAsia="DejaVu Sans" w:cs="DejaVu Sans"/>
+                <w:rFonts w:ascii="Helvetica" w:hAnsi="Helvetica" w:eastAsia="Helvetica" w:cs="Helvetica"/>
                 <w:i w:val="true"/>
                 <w:b w:val="false"/>
                 <w:u w:val="none"/>
@@ -1032,7 +1032,7 @@
               <w:spacing w:after="100" w:before="100" w:line="240"/>
               <w:ind w:left="100" w:right="100" w:firstLine="0" w:firstLineChars="0"/>
               <w:rPr>
-                <w:rFonts w:ascii="DejaVu Sans" w:hAnsi="DejaVu Sans" w:eastAsia="DejaVu Sans" w:cs="DejaVu Sans"/>
+                <w:rFonts w:ascii="Helvetica" w:hAnsi="Helvetica" w:eastAsia="Helvetica" w:cs="Helvetica"/>
                 <w:i w:val="false"/>
                 <w:b w:val="false"/>
                 <w:u w:val="none"/>
@@ -1044,7 +1044,7 @@
             </w:pPr>
             <w:r>
               <w:rPr>
-                <w:rFonts w:ascii="DejaVu Sans" w:hAnsi="DejaVu Sans" w:eastAsia="DejaVu Sans" w:cs="DejaVu Sans"/>
+                <w:rFonts w:ascii="Helvetica" w:hAnsi="Helvetica" w:eastAsia="Helvetica" w:cs="Helvetica"/>
                 <w:i w:val="false"/>
                 <w:b w:val="false"/>
                 <w:u w:val="none"/>
@@ -1087,7 +1087,7 @@
               <w:spacing w:after="100" w:before="100" w:line="240"/>
               <w:ind w:left="100" w:right="100" w:firstLine="0" w:firstLineChars="0"/>
               <w:rPr>
-                <w:rFonts w:ascii="DejaVu Sans" w:hAnsi="DejaVu Sans" w:eastAsia="DejaVu Sans" w:cs="DejaVu Sans"/>
+                <w:rFonts w:ascii="Helvetica" w:hAnsi="Helvetica" w:eastAsia="Helvetica" w:cs="Helvetica"/>
                 <w:i w:val="false"/>
                 <w:b w:val="false"/>
                 <w:u w:val="none"/>
@@ -1099,7 +1099,7 @@
             </w:pPr>
             <w:r>
               <w:rPr>
-                <w:rFonts w:ascii="DejaVu Sans" w:hAnsi="DejaVu Sans" w:eastAsia="DejaVu Sans" w:cs="DejaVu Sans"/>
+                <w:rFonts w:ascii="Helvetica" w:hAnsi="Helvetica" w:eastAsia="Helvetica" w:cs="Helvetica"/>
                 <w:i w:val="false"/>
                 <w:b w:val="false"/>
                 <w:u w:val="none"/>
@@ -1142,7 +1142,7 @@
               <w:spacing w:after="100" w:before="100" w:line="240"/>
               <w:ind w:left="100" w:right="100" w:firstLine="0" w:firstLineChars="0"/>
               <w:rPr>
-                <w:rFonts w:ascii="DejaVu Sans" w:hAnsi="DejaVu Sans" w:eastAsia="DejaVu Sans" w:cs="DejaVu Sans"/>
+                <w:rFonts w:ascii="Helvetica" w:hAnsi="Helvetica" w:eastAsia="Helvetica" w:cs="Helvetica"/>
                 <w:i w:val="false"/>
                 <w:b w:val="false"/>
                 <w:u w:val="none"/>
@@ -1154,16 +1154,16 @@
             </w:pPr>
             <w:r>
               <w:rPr>
-                <w:rFonts w:ascii="DejaVu Sans" w:hAnsi="DejaVu Sans" w:eastAsia="DejaVu Sans" w:cs="DejaVu Sans"/>
-                <w:i w:val="false"/>
-                <w:b w:val="false"/>
-                <w:u w:val="none"/>
-                <w:strike w:val="false"/>
-                <w:sz w:val="22"/>
-                <w:szCs w:val="22"/>
-                <w:color w:val="000000"/>
-              </w:rPr>
-              <w:t xml:space="preserve">0.031</w:t>
+                <w:rFonts w:ascii="Helvetica" w:hAnsi="Helvetica" w:eastAsia="Helvetica" w:cs="Helvetica"/>
+                <w:i w:val="false"/>
+                <w:b w:val="false"/>
+                <w:u w:val="none"/>
+                <w:strike w:val="false"/>
+                <w:sz w:val="22"/>
+                <w:szCs w:val="22"/>
+                <w:color w:val="000000"/>
+              </w:rPr>
+              <w:t xml:space="preserve">0.037</w:t>
             </w:r>
           </w:p>
         </w:tc>
@@ -1202,7 +1202,7 @@
               <w:spacing w:after="100" w:before="100" w:line="240"/>
               <w:ind w:left="100" w:right="100" w:firstLine="0" w:firstLineChars="0"/>
               <w:rPr>
-                <w:rFonts w:ascii="DejaVu Sans" w:hAnsi="DejaVu Sans" w:eastAsia="DejaVu Sans" w:cs="DejaVu Sans"/>
+                <w:rFonts w:ascii="Helvetica" w:hAnsi="Helvetica" w:eastAsia="Helvetica" w:cs="Helvetica"/>
                 <w:i w:val="true"/>
                 <w:b w:val="false"/>
                 <w:u w:val="none"/>
@@ -1214,7 +1214,7 @@
             </w:pPr>
             <w:r>
               <w:rPr>
-                <w:rFonts w:ascii="DejaVu Sans" w:hAnsi="DejaVu Sans" w:eastAsia="DejaVu Sans" w:cs="DejaVu Sans"/>
+                <w:rFonts w:ascii="Helvetica" w:hAnsi="Helvetica" w:eastAsia="Helvetica" w:cs="Helvetica"/>
                 <w:i w:val="true"/>
                 <w:b w:val="false"/>
                 <w:u w:val="none"/>
@@ -1257,7 +1257,7 @@
               <w:spacing w:after="100" w:before="100" w:line="240"/>
               <w:ind w:left="100" w:right="100" w:firstLine="0" w:firstLineChars="0"/>
               <w:rPr>
-                <w:rFonts w:ascii="DejaVu Sans" w:hAnsi="DejaVu Sans" w:eastAsia="DejaVu Sans" w:cs="DejaVu Sans"/>
+                <w:rFonts w:ascii="Helvetica" w:hAnsi="Helvetica" w:eastAsia="Helvetica" w:cs="Helvetica"/>
                 <w:i w:val="false"/>
                 <w:b w:val="false"/>
                 <w:u w:val="none"/>
@@ -1269,7 +1269,7 @@
             </w:pPr>
             <w:r>
               <w:rPr>
-                <w:rFonts w:ascii="DejaVu Sans" w:hAnsi="DejaVu Sans" w:eastAsia="DejaVu Sans" w:cs="DejaVu Sans"/>
+                <w:rFonts w:ascii="Helvetica" w:hAnsi="Helvetica" w:eastAsia="Helvetica" w:cs="Helvetica"/>
                 <w:i w:val="false"/>
                 <w:b w:val="false"/>
                 <w:u w:val="none"/>
@@ -1312,7 +1312,7 @@
               <w:spacing w:after="100" w:before="100" w:line="240"/>
               <w:ind w:left="100" w:right="100" w:firstLine="0" w:firstLineChars="0"/>
               <w:rPr>
-                <w:rFonts w:ascii="DejaVu Sans" w:hAnsi="DejaVu Sans" w:eastAsia="DejaVu Sans" w:cs="DejaVu Sans"/>
+                <w:rFonts w:ascii="Helvetica" w:hAnsi="Helvetica" w:eastAsia="Helvetica" w:cs="Helvetica"/>
                 <w:i w:val="false"/>
                 <w:b w:val="false"/>
                 <w:u w:val="none"/>
@@ -1324,7 +1324,7 @@
             </w:pPr>
             <w:r>
               <w:rPr>
-                <w:rFonts w:ascii="DejaVu Sans" w:hAnsi="DejaVu Sans" w:eastAsia="DejaVu Sans" w:cs="DejaVu Sans"/>
+                <w:rFonts w:ascii="Helvetica" w:hAnsi="Helvetica" w:eastAsia="Helvetica" w:cs="Helvetica"/>
                 <w:i w:val="false"/>
                 <w:b w:val="false"/>
                 <w:u w:val="none"/>
@@ -1367,7 +1367,7 @@
               <w:spacing w:after="100" w:before="100" w:line="240"/>
               <w:ind w:left="100" w:right="100" w:firstLine="0" w:firstLineChars="0"/>
               <w:rPr>
-                <w:rFonts w:ascii="DejaVu Sans" w:hAnsi="DejaVu Sans" w:eastAsia="DejaVu Sans" w:cs="DejaVu Sans"/>
+                <w:rFonts w:ascii="Helvetica" w:hAnsi="Helvetica" w:eastAsia="Helvetica" w:cs="Helvetica"/>
                 <w:i w:val="false"/>
                 <w:b w:val="false"/>
                 <w:u w:val="none"/>
@@ -1379,16 +1379,16 @@
             </w:pPr>
             <w:r>
               <w:rPr>
-                <w:rFonts w:ascii="DejaVu Sans" w:hAnsi="DejaVu Sans" w:eastAsia="DejaVu Sans" w:cs="DejaVu Sans"/>
-                <w:i w:val="false"/>
-                <w:b w:val="false"/>
-                <w:u w:val="none"/>
-                <w:strike w:val="false"/>
-                <w:sz w:val="22"/>
-                <w:szCs w:val="22"/>
-                <w:color w:val="000000"/>
-              </w:rPr>
-              <w:t xml:space="preserve">0.047</w:t>
+                <w:rFonts w:ascii="Helvetica" w:hAnsi="Helvetica" w:eastAsia="Helvetica" w:cs="Helvetica"/>
+                <w:i w:val="false"/>
+                <w:b w:val="false"/>
+                <w:u w:val="none"/>
+                <w:strike w:val="false"/>
+                <w:sz w:val="22"/>
+                <w:szCs w:val="22"/>
+                <w:color w:val="000000"/>
+              </w:rPr>
+              <w:t xml:space="preserve">0.028</w:t>
             </w:r>
           </w:p>
         </w:tc>
@@ -1427,7 +1427,7 @@
               <w:spacing w:after="100" w:before="100" w:line="240"/>
               <w:ind w:left="100" w:right="100" w:firstLine="0" w:firstLineChars="0"/>
               <w:rPr>
-                <w:rFonts w:ascii="DejaVu Sans" w:hAnsi="DejaVu Sans" w:eastAsia="DejaVu Sans" w:cs="DejaVu Sans"/>
+                <w:rFonts w:ascii="Helvetica" w:hAnsi="Helvetica" w:eastAsia="Helvetica" w:cs="Helvetica"/>
                 <w:i w:val="true"/>
                 <w:b w:val="false"/>
                 <w:u w:val="none"/>
@@ -1439,7 +1439,7 @@
             </w:pPr>
             <w:r>
               <w:rPr>
-                <w:rFonts w:ascii="DejaVu Sans" w:hAnsi="DejaVu Sans" w:eastAsia="DejaVu Sans" w:cs="DejaVu Sans"/>
+                <w:rFonts w:ascii="Helvetica" w:hAnsi="Helvetica" w:eastAsia="Helvetica" w:cs="Helvetica"/>
                 <w:i w:val="true"/>
                 <w:b w:val="false"/>
                 <w:u w:val="none"/>
@@ -1482,7 +1482,7 @@
               <w:spacing w:after="100" w:before="100" w:line="240"/>
               <w:ind w:left="100" w:right="100" w:firstLine="0" w:firstLineChars="0"/>
               <w:rPr>
-                <w:rFonts w:ascii="DejaVu Sans" w:hAnsi="DejaVu Sans" w:eastAsia="DejaVu Sans" w:cs="DejaVu Sans"/>
+                <w:rFonts w:ascii="Helvetica" w:hAnsi="Helvetica" w:eastAsia="Helvetica" w:cs="Helvetica"/>
                 <w:i w:val="false"/>
                 <w:b w:val="false"/>
                 <w:u w:val="none"/>
@@ -1494,7 +1494,7 @@
             </w:pPr>
             <w:r>
               <w:rPr>
-                <w:rFonts w:ascii="DejaVu Sans" w:hAnsi="DejaVu Sans" w:eastAsia="DejaVu Sans" w:cs="DejaVu Sans"/>
+                <w:rFonts w:ascii="Helvetica" w:hAnsi="Helvetica" w:eastAsia="Helvetica" w:cs="Helvetica"/>
                 <w:i w:val="false"/>
                 <w:b w:val="false"/>
                 <w:u w:val="none"/>
@@ -1537,7 +1537,7 @@
               <w:spacing w:after="100" w:before="100" w:line="240"/>
               <w:ind w:left="100" w:right="100" w:firstLine="0" w:firstLineChars="0"/>
               <w:rPr>
-                <w:rFonts w:ascii="DejaVu Sans" w:hAnsi="DejaVu Sans" w:eastAsia="DejaVu Sans" w:cs="DejaVu Sans"/>
+                <w:rFonts w:ascii="Helvetica" w:hAnsi="Helvetica" w:eastAsia="Helvetica" w:cs="Helvetica"/>
                 <w:i w:val="false"/>
                 <w:b w:val="false"/>
                 <w:u w:val="none"/>
@@ -1549,7 +1549,7 @@
             </w:pPr>
             <w:r>
               <w:rPr>
-                <w:rFonts w:ascii="DejaVu Sans" w:hAnsi="DejaVu Sans" w:eastAsia="DejaVu Sans" w:cs="DejaVu Sans"/>
+                <w:rFonts w:ascii="Helvetica" w:hAnsi="Helvetica" w:eastAsia="Helvetica" w:cs="Helvetica"/>
                 <w:i w:val="false"/>
                 <w:b w:val="false"/>
                 <w:u w:val="none"/>
@@ -1592,7 +1592,7 @@
               <w:spacing w:after="100" w:before="100" w:line="240"/>
               <w:ind w:left="100" w:right="100" w:firstLine="0" w:firstLineChars="0"/>
               <w:rPr>
-                <w:rFonts w:ascii="DejaVu Sans" w:hAnsi="DejaVu Sans" w:eastAsia="DejaVu Sans" w:cs="DejaVu Sans"/>
+                <w:rFonts w:ascii="Helvetica" w:hAnsi="Helvetica" w:eastAsia="Helvetica" w:cs="Helvetica"/>
                 <w:i w:val="false"/>
                 <w:b w:val="false"/>
                 <w:u w:val="none"/>
@@ -1604,16 +1604,16 @@
             </w:pPr>
             <w:r>
               <w:rPr>
-                <w:rFonts w:ascii="DejaVu Sans" w:hAnsi="DejaVu Sans" w:eastAsia="DejaVu Sans" w:cs="DejaVu Sans"/>
-                <w:i w:val="false"/>
-                <w:b w:val="false"/>
-                <w:u w:val="none"/>
-                <w:strike w:val="false"/>
-                <w:sz w:val="22"/>
-                <w:szCs w:val="22"/>
-                <w:color w:val="000000"/>
-              </w:rPr>
-              <w:t xml:space="preserve">0.005</w:t>
+                <w:rFonts w:ascii="Helvetica" w:hAnsi="Helvetica" w:eastAsia="Helvetica" w:cs="Helvetica"/>
+                <w:i w:val="false"/>
+                <w:b w:val="false"/>
+                <w:u w:val="none"/>
+                <w:strike w:val="false"/>
+                <w:sz w:val="22"/>
+                <w:szCs w:val="22"/>
+                <w:color w:val="000000"/>
+              </w:rPr>
+              <w:t xml:space="preserve">0.003</w:t>
             </w:r>
           </w:p>
         </w:tc>
@@ -1652,7 +1652,7 @@
               <w:spacing w:after="100" w:before="100" w:line="240"/>
               <w:ind w:left="100" w:right="100" w:firstLine="0" w:firstLineChars="0"/>
               <w:rPr>
-                <w:rFonts w:ascii="DejaVu Sans" w:hAnsi="DejaVu Sans" w:eastAsia="DejaVu Sans" w:cs="DejaVu Sans"/>
+                <w:rFonts w:ascii="Helvetica" w:hAnsi="Helvetica" w:eastAsia="Helvetica" w:cs="Helvetica"/>
                 <w:i w:val="true"/>
                 <w:b w:val="false"/>
                 <w:u w:val="none"/>
@@ -1664,7 +1664,7 @@
             </w:pPr>
             <w:r>
               <w:rPr>
-                <w:rFonts w:ascii="DejaVu Sans" w:hAnsi="DejaVu Sans" w:eastAsia="DejaVu Sans" w:cs="DejaVu Sans"/>
+                <w:rFonts w:ascii="Helvetica" w:hAnsi="Helvetica" w:eastAsia="Helvetica" w:cs="Helvetica"/>
                 <w:i w:val="true"/>
                 <w:b w:val="false"/>
                 <w:u w:val="none"/>
@@ -1707,7 +1707,7 @@
               <w:spacing w:after="100" w:before="100" w:line="240"/>
               <w:ind w:left="100" w:right="100" w:firstLine="0" w:firstLineChars="0"/>
               <w:rPr>
-                <w:rFonts w:ascii="DejaVu Sans" w:hAnsi="DejaVu Sans" w:eastAsia="DejaVu Sans" w:cs="DejaVu Sans"/>
+                <w:rFonts w:ascii="Helvetica" w:hAnsi="Helvetica" w:eastAsia="Helvetica" w:cs="Helvetica"/>
                 <w:i w:val="false"/>
                 <w:b w:val="false"/>
                 <w:u w:val="none"/>
@@ -1719,7 +1719,7 @@
             </w:pPr>
             <w:r>
               <w:rPr>
-                <w:rFonts w:ascii="DejaVu Sans" w:hAnsi="DejaVu Sans" w:eastAsia="DejaVu Sans" w:cs="DejaVu Sans"/>
+                <w:rFonts w:ascii="Helvetica" w:hAnsi="Helvetica" w:eastAsia="Helvetica" w:cs="Helvetica"/>
                 <w:i w:val="false"/>
                 <w:b w:val="false"/>
                 <w:u w:val="none"/>
@@ -1762,7 +1762,7 @@
               <w:spacing w:after="100" w:before="100" w:line="240"/>
               <w:ind w:left="100" w:right="100" w:firstLine="0" w:firstLineChars="0"/>
               <w:rPr>
-                <w:rFonts w:ascii="DejaVu Sans" w:hAnsi="DejaVu Sans" w:eastAsia="DejaVu Sans" w:cs="DejaVu Sans"/>
+                <w:rFonts w:ascii="Helvetica" w:hAnsi="Helvetica" w:eastAsia="Helvetica" w:cs="Helvetica"/>
                 <w:i w:val="false"/>
                 <w:b w:val="false"/>
                 <w:u w:val="none"/>
@@ -1774,7 +1774,7 @@
             </w:pPr>
             <w:r>
               <w:rPr>
-                <w:rFonts w:ascii="DejaVu Sans" w:hAnsi="DejaVu Sans" w:eastAsia="DejaVu Sans" w:cs="DejaVu Sans"/>
+                <w:rFonts w:ascii="Helvetica" w:hAnsi="Helvetica" w:eastAsia="Helvetica" w:cs="Helvetica"/>
                 <w:i w:val="false"/>
                 <w:b w:val="false"/>
                 <w:u w:val="none"/>
@@ -1817,7 +1817,7 @@
               <w:spacing w:after="100" w:before="100" w:line="240"/>
               <w:ind w:left="100" w:right="100" w:firstLine="0" w:firstLineChars="0"/>
               <w:rPr>
-                <w:rFonts w:ascii="DejaVu Sans" w:hAnsi="DejaVu Sans" w:eastAsia="DejaVu Sans" w:cs="DejaVu Sans"/>
+                <w:rFonts w:ascii="Helvetica" w:hAnsi="Helvetica" w:eastAsia="Helvetica" w:cs="Helvetica"/>
                 <w:i w:val="false"/>
                 <w:b w:val="false"/>
                 <w:u w:val="none"/>
@@ -1829,16 +1829,16 @@
             </w:pPr>
             <w:r>
               <w:rPr>
-                <w:rFonts w:ascii="DejaVu Sans" w:hAnsi="DejaVu Sans" w:eastAsia="DejaVu Sans" w:cs="DejaVu Sans"/>
-                <w:i w:val="false"/>
-                <w:b w:val="false"/>
-                <w:u w:val="none"/>
-                <w:strike w:val="false"/>
-                <w:sz w:val="22"/>
-                <w:szCs w:val="22"/>
-                <w:color w:val="000000"/>
-              </w:rPr>
-              <w:t xml:space="preserve">0.006</w:t>
+                <w:rFonts w:ascii="Helvetica" w:hAnsi="Helvetica" w:eastAsia="Helvetica" w:cs="Helvetica"/>
+                <w:i w:val="false"/>
+                <w:b w:val="false"/>
+                <w:u w:val="none"/>
+                <w:strike w:val="false"/>
+                <w:sz w:val="22"/>
+                <w:szCs w:val="22"/>
+                <w:color w:val="000000"/>
+              </w:rPr>
+              <w:t xml:space="preserve">0.008</w:t>
             </w:r>
           </w:p>
         </w:tc>

--- a/tables/tableS3.docx
+++ b/tables/tableS3.docx
@@ -713,7 +713,7 @@
                 <w:szCs w:val="22"/>
                 <w:color w:val="000000"/>
               </w:rPr>
-              <w:t xml:space="preserve">0.005</w:t>
+              <w:t xml:space="preserve">0.003</w:t>
             </w:r>
           </w:p>
         </w:tc>
@@ -1163,7 +1163,7 @@
                 <w:szCs w:val="22"/>
                 <w:color w:val="000000"/>
               </w:rPr>
-              <w:t xml:space="preserve">0.037</w:t>
+              <w:t xml:space="preserve">0.039</w:t>
             </w:r>
           </w:p>
         </w:tc>
@@ -1388,7 +1388,7 @@
                 <w:szCs w:val="22"/>
                 <w:color w:val="000000"/>
               </w:rPr>
-              <w:t xml:space="preserve">0.028</w:t>
+              <w:t xml:space="preserve">0.039</w:t>
             </w:r>
           </w:p>
         </w:tc>
@@ -1613,7 +1613,7 @@
                 <w:szCs w:val="22"/>
                 <w:color w:val="000000"/>
               </w:rPr>
-              <w:t xml:space="preserve">0.003</w:t>
+              <w:t xml:space="preserve">0.005</w:t>
             </w:r>
           </w:p>
         </w:tc>
